--- a/00-首页/题组Word/专项卷/一分册/专项卷IX-教师版.docx
+++ b/00-首页/题组Word/专项卷/一分册/专项卷IX-教师版.docx
@@ -1500,22 +1500,36 @@
         <w:rPr>
           <w:rFonts w:ascii="Times New Roman" w:hAnsi="Times New Roman" w:eastAsia="Times New Roman" w:cs="Times New Roman"/>
         </w:rPr>
-        <w:t xml:space="preserve"> SO</w:t>
-      </w:r>
-      <w:r>
-        <w:rPr>
-          <w:rFonts w:ascii="Times New Roman" w:hAnsi="Times New Roman" w:eastAsia="Times New Roman" w:cs="Times New Roman"/>
-          <w:vertAlign w:val="subscript"/>
-        </w:rPr>
-        <w:t>3</w:t>
-      </w:r>
-      <w:r>
-        <w:rPr>
-          <w:rFonts w:ascii="Times New Roman" w:hAnsi="Times New Roman" w:eastAsia="Times New Roman" w:cs="Times New Roman"/>
-          <w:vertAlign w:val="superscript"/>
-        </w:rPr>
-        <w:t>2-</w:t>
-      </w:r>
+        <w:t xml:space="preserve"> </w:t>
+      </w:r>
+      <m:oMath>
+        <m:r>
+          <m:t>S</m:t>
+        </m:r>
+        <m:sSubSup>
+          <m:e>
+            <m:r>
+              <m:t>O</m:t>
+            </m:r>
+          </m:e>
+          <m:sub>
+            <m:r>
+              <m:t>3</m:t>
+            </m:r>
+          </m:sub>
+          <m:sup>
+            <m:r>
+              <m:t>2</m:t>
+            </m:r>
+            <m:r>
+              <m:rPr>
+                <m:sty m:val="p"/>
+              </m:rPr>
+              <m:t>−</m:t>
+            </m:r>
+          </m:sup>
+        </m:sSubSup>
+      </m:oMath>
       <w:r>
         <w:rPr>
           <w:rFonts w:ascii="Times New Roman" w:hAnsi="Times New Roman" w:eastAsia="Times New Roman" w:cs="Times New Roman"/>
@@ -2454,15 +2468,31 @@
         <w:rPr>
           <w:rFonts w:ascii="Times New Roman" w:hAnsi="Times New Roman" w:eastAsia="Times New Roman" w:cs="Times New Roman"/>
         </w:rPr>
-        <w:t xml:space="preserve"> KMnO</w:t>
-      </w:r>
-      <w:r>
-        <w:rPr>
-          <w:rFonts w:ascii="Times New Roman" w:hAnsi="Times New Roman" w:eastAsia="Times New Roman" w:cs="Times New Roman"/>
-          <w:vertAlign w:val="subscript"/>
-        </w:rPr>
-        <w:t>4</w:t>
-      </w:r>
+        <w:t xml:space="preserve"> </w:t>
+      </w:r>
+      <m:oMath>
+        <m:r>
+          <m:t>K</m:t>
+        </m:r>
+        <m:r>
+          <m:t>M</m:t>
+        </m:r>
+        <m:r>
+          <m:t>n</m:t>
+        </m:r>
+        <m:sSub>
+          <m:e>
+            <m:r>
+              <m:t>O</m:t>
+            </m:r>
+          </m:e>
+          <m:sub>
+            <m:r>
+              <m:t>4</m:t>
+            </m:r>
+          </m:sub>
+        </m:sSub>
+      </m:oMath>
       <w:r>
         <w:rPr>
           <w:rFonts w:ascii="Times New Roman" w:hAnsi="Times New Roman" w:eastAsia="Times New Roman" w:cs="Times New Roman"/>
@@ -2555,15 +2585,31 @@
         <w:rPr>
           <w:rFonts w:ascii="Times New Roman" w:hAnsi="Times New Roman" w:eastAsia="Times New Roman" w:cs="Times New Roman"/>
         </w:rPr>
-        <w:t xml:space="preserve"> KMnO</w:t>
-      </w:r>
-      <w:r>
-        <w:rPr>
-          <w:rFonts w:ascii="Times New Roman" w:hAnsi="Times New Roman" w:eastAsia="Times New Roman" w:cs="Times New Roman"/>
-          <w:vertAlign w:val="subscript"/>
-        </w:rPr>
-        <w:t>4</w:t>
-      </w:r>
+        <w:t xml:space="preserve"> </w:t>
+      </w:r>
+      <m:oMath>
+        <m:r>
+          <m:t>K</m:t>
+        </m:r>
+        <m:r>
+          <m:t>M</m:t>
+        </m:r>
+        <m:r>
+          <m:t>n</m:t>
+        </m:r>
+        <m:sSub>
+          <m:e>
+            <m:r>
+              <m:t>O</m:t>
+            </m:r>
+          </m:e>
+          <m:sub>
+            <m:r>
+              <m:t>4</m:t>
+            </m:r>
+          </m:sub>
+        </m:sSub>
+      </m:oMath>
       <w:r>
         <w:rPr>
           <w:rFonts w:ascii="Times New Roman" w:hAnsi="Times New Roman" w:eastAsia="Times New Roman" w:cs="Times New Roman"/>
@@ -5665,15 +5711,31 @@
         <w:rPr>
           <w:rFonts w:ascii="Times New Roman" w:hAnsi="Times New Roman" w:eastAsia="Times New Roman" w:cs="Times New Roman"/>
         </w:rPr>
-        <w:t xml:space="preserve"> CuSO</w:t>
-      </w:r>
-      <w:r>
-        <w:rPr>
-          <w:rFonts w:ascii="Times New Roman" w:hAnsi="Times New Roman" w:eastAsia="Times New Roman" w:cs="Times New Roman"/>
-          <w:vertAlign w:val="subscript"/>
-        </w:rPr>
-        <w:t>4</w:t>
-      </w:r>
+        <w:t xml:space="preserve"> </w:t>
+      </w:r>
+      <m:oMath>
+        <m:r>
+          <m:t>C</m:t>
+        </m:r>
+        <m:r>
+          <m:t>u</m:t>
+        </m:r>
+        <m:r>
+          <m:t>S</m:t>
+        </m:r>
+        <m:sSub>
+          <m:e>
+            <m:r>
+              <m:t>O</m:t>
+            </m:r>
+          </m:e>
+          <m:sub>
+            <m:r>
+              <m:t>4</m:t>
+            </m:r>
+          </m:sub>
+        </m:sSub>
+      </m:oMath>
       <w:r>
         <w:rPr>
           <w:rFonts w:ascii="Times New Roman" w:hAnsi="Times New Roman" w:eastAsia="Times New Roman" w:cs="Times New Roman"/>
@@ -6101,15 +6163,28 @@
         <w:rPr>
           <w:rFonts w:ascii="Times New Roman" w:hAnsi="Times New Roman" w:eastAsia="Times New Roman" w:cs="Times New Roman"/>
         </w:rPr>
-        <w:t xml:space="preserve"> HNO</w:t>
-      </w:r>
-      <w:r>
-        <w:rPr>
-          <w:rFonts w:ascii="Times New Roman" w:hAnsi="Times New Roman" w:eastAsia="Times New Roman" w:cs="Times New Roman"/>
-          <w:vertAlign w:val="subscript"/>
-        </w:rPr>
-        <w:t>3</w:t>
-      </w:r>
+        <w:t xml:space="preserve"> </w:t>
+      </w:r>
+      <m:oMath>
+        <m:r>
+          <m:t>H</m:t>
+        </m:r>
+        <m:r>
+          <m:t>N</m:t>
+        </m:r>
+        <m:sSub>
+          <m:e>
+            <m:r>
+              <m:t>O</m:t>
+            </m:r>
+          </m:e>
+          <m:sub>
+            <m:r>
+              <m:t>3</m:t>
+            </m:r>
+          </m:sub>
+        </m:sSub>
+      </m:oMath>
       <w:r>
         <w:rPr>
           <w:rFonts w:ascii="Times New Roman" w:hAnsi="Times New Roman" w:eastAsia="Times New Roman" w:cs="Times New Roman"/>
@@ -9462,15 +9537,31 @@
         <w:rPr>
           <w:rFonts w:ascii="Times New Roman" w:hAnsi="Times New Roman" w:eastAsia="Times New Roman" w:cs="Times New Roman"/>
         </w:rPr>
-        <w:t xml:space="preserve"> AgNO</w:t>
-      </w:r>
-      <w:r>
-        <w:rPr>
-          <w:rFonts w:ascii="Times New Roman" w:hAnsi="Times New Roman" w:eastAsia="Times New Roman" w:cs="Times New Roman"/>
-          <w:vertAlign w:val="subscript"/>
-        </w:rPr>
-        <w:t>3</w:t>
-      </w:r>
+        <w:t xml:space="preserve"> </w:t>
+      </w:r>
+      <m:oMath>
+        <m:r>
+          <m:t>A</m:t>
+        </m:r>
+        <m:r>
+          <m:t>g</m:t>
+        </m:r>
+        <m:r>
+          <m:t>N</m:t>
+        </m:r>
+        <m:sSub>
+          <m:e>
+            <m:r>
+              <m:t>O</m:t>
+            </m:r>
+          </m:e>
+          <m:sub>
+            <m:r>
+              <m:t>3</m:t>
+            </m:r>
+          </m:sub>
+        </m:sSub>
+      </m:oMath>
       <w:r>
         <w:rPr>
           <w:rFonts w:ascii="Times New Roman" w:hAnsi="Times New Roman" w:eastAsia="Times New Roman" w:cs="Times New Roman"/>
@@ -9523,15 +9614,28 @@
         <w:rPr>
           <w:rFonts w:ascii="Times New Roman" w:hAnsi="Times New Roman" w:eastAsia="Times New Roman" w:cs="Times New Roman"/>
         </w:rPr>
-        <w:t xml:space="preserve"> Ag</w:t>
-      </w:r>
-      <w:r>
-        <w:rPr>
-          <w:rFonts w:ascii="Times New Roman" w:hAnsi="Times New Roman" w:eastAsia="Times New Roman" w:cs="Times New Roman"/>
-          <w:vertAlign w:val="superscript"/>
-        </w:rPr>
-        <w:t>+</w:t>
-      </w:r>
+        <w:t xml:space="preserve"> </w:t>
+      </w:r>
+      <m:oMath>
+        <m:r>
+          <m:t>A</m:t>
+        </m:r>
+        <m:sSup>
+          <m:e>
+            <m:r>
+              <m:t>g</m:t>
+            </m:r>
+          </m:e>
+          <m:sup>
+            <m:r>
+              <m:rPr>
+                <m:sty m:val="p"/>
+              </m:rPr>
+              <m:t>+</m:t>
+            </m:r>
+          </m:sup>
+        </m:sSup>
+      </m:oMath>
       <w:r>
         <w:rPr>
           <w:rFonts w:ascii="Times New Roman" w:hAnsi="Times New Roman" w:eastAsia="Times New Roman" w:cs="Times New Roman"/>
@@ -13204,15 +13308,22 @@
         <w:rPr>
           <w:rFonts w:ascii="Times New Roman" w:hAnsi="Times New Roman" w:eastAsia="Times New Roman" w:cs="Times New Roman"/>
         </w:rPr>
-        <w:t xml:space="preserve"> F</w:t>
-      </w:r>
-      <w:r>
-        <w:rPr>
-          <w:rFonts w:ascii="Times New Roman" w:hAnsi="Times New Roman" w:eastAsia="Times New Roman" w:cs="Times New Roman"/>
-          <w:vertAlign w:val="subscript"/>
-        </w:rPr>
-        <w:t>2</w:t>
-      </w:r>
+        <w:t xml:space="preserve"> </w:t>
+      </w:r>
+      <m:oMath>
+        <m:sSub>
+          <m:e>
+            <m:r>
+              <m:t>F</m:t>
+            </m:r>
+          </m:e>
+          <m:sub>
+            <m:r>
+              <m:t>2</m:t>
+            </m:r>
+          </m:sub>
+        </m:sSub>
+      </m:oMath>
       <w:r>
         <w:rPr>
           <w:rFonts w:ascii="Times New Roman" w:hAnsi="Times New Roman" w:eastAsia="Times New Roman" w:cs="Times New Roman"/>
@@ -13289,20 +13400,27 @@
         <w:rPr>
           <w:rFonts w:ascii="Times New Roman" w:hAnsi="Times New Roman" w:eastAsia="Times New Roman" w:cs="Times New Roman"/>
         </w:rPr>
-        <w:t xml:space="preserve"> F</w:t>
-      </w:r>
-      <w:r>
-        <w:rPr>
-          <w:rFonts w:ascii="Times New Roman" w:hAnsi="Times New Roman" w:eastAsia="Times New Roman" w:cs="Times New Roman"/>
-          <w:vertAlign w:val="subscript"/>
-        </w:rPr>
-        <w:t>2</w:t>
-      </w:r>
-      <w:r>
-        <w:rPr>
-          <w:rFonts w:ascii="Times New Roman" w:hAnsi="Times New Roman" w:eastAsia="Times New Roman" w:cs="Times New Roman"/>
-        </w:rPr>
-        <w:t>。</w:t>
+        <w:t xml:space="preserve"> </w:t>
+      </w:r>
+      <m:oMath>
+        <m:sSub>
+          <m:e>
+            <m:r>
+              <m:t>F</m:t>
+            </m:r>
+          </m:e>
+          <m:sub>
+            <m:r>
+              <m:t>2</m:t>
+            </m:r>
+          </m:sub>
+        </m:sSub>
+      </m:oMath>
+      <w:r>
+        <w:rPr>
+          <w:rFonts w:ascii="Times New Roman" w:hAnsi="Times New Roman" w:eastAsia="Times New Roman" w:cs="Times New Roman"/>
+        </w:rPr>
+        <w:t xml:space="preserve">。</w:t>
       </w:r>
     </w:p>
     <w:p>
@@ -13455,19 +13573,23 @@
           <w:numId w:val="1016"/>
         </w:numPr>
       </w:pPr>
-      <w:r>
-        <w:rPr>
-          <w:rFonts w:ascii="Times New Roman" w:hAnsi="Times New Roman" w:eastAsia="Times New Roman" w:cs="Times New Roman"/>
-        </w:rPr>
-        <w:t>F</w:t>
-      </w:r>
-      <w:r>
-        <w:rPr>
-          <w:rFonts w:ascii="Times New Roman" w:hAnsi="Times New Roman" w:eastAsia="Times New Roman" w:cs="Times New Roman"/>
-          <w:vertAlign w:val="superscript"/>
-        </w:rPr>
-        <w:t>-</w:t>
-      </w:r>
+      <m:oMath>
+        <m:sSup>
+          <m:e>
+            <m:r>
+              <m:t>F</m:t>
+            </m:r>
+          </m:e>
+          <m:sup>
+            <m:r>
+              <m:rPr>
+                <m:sty m:val="p"/>
+              </m:rPr>
+              <m:t>−</m:t>
+            </m:r>
+          </m:sup>
+        </m:sSup>
+      </m:oMath>
       <w:r>
         <w:rPr>
           <w:rFonts w:ascii="Times New Roman" w:hAnsi="Times New Roman" w:eastAsia="Times New Roman" w:cs="Times New Roman"/>
@@ -13496,34 +13618,54 @@
         <w:rPr>
           <w:rFonts w:ascii="Times New Roman" w:hAnsi="Times New Roman" w:eastAsia="Times New Roman" w:cs="Times New Roman"/>
         </w:rPr>
-        <w:t xml:space="preserve"> F</w:t>
-      </w:r>
-      <w:r>
-        <w:rPr>
-          <w:rFonts w:ascii="Times New Roman" w:hAnsi="Times New Roman" w:eastAsia="Times New Roman" w:cs="Times New Roman"/>
-          <w:vertAlign w:val="superscript"/>
-        </w:rPr>
-        <w:t>-</w:t>
-      </w:r>
-      <w:r>
-        <w:rPr>
-          <w:rFonts w:ascii="Times New Roman" w:hAnsi="Times New Roman" w:eastAsia="Times New Roman" w:cs="Times New Roman"/>
-        </w:rPr>
-        <w:t xml:space="preserve"> </w:t>
-      </w:r>
-      <w:r>
-        <w:rPr>
-          <w:rFonts w:hint="eastAsia" w:ascii="Times New Roman" w:hAnsi="Times New Roman" w:eastAsia="Times New Roman" w:cs="Times New Roman"/>
-        </w:rPr>
-        <w:t>，F</w:t>
-      </w:r>
-      <w:r>
-        <w:rPr>
-          <w:rFonts w:hint="eastAsia" w:ascii="Times New Roman" w:hAnsi="Times New Roman" w:eastAsia="Times New Roman" w:cs="Times New Roman"/>
-          <w:vertAlign w:val="superscript"/>
-        </w:rPr>
-        <w:t>-</w:t>
-      </w:r>
+        <w:t xml:space="preserve"> </w:t>
+      </w:r>
+      <m:oMath>
+        <m:sSup>
+          <m:e>
+            <m:r>
+              <m:t>F</m:t>
+            </m:r>
+          </m:e>
+          <m:sup>
+            <m:r>
+              <m:rPr>
+                <m:sty m:val="p"/>
+              </m:rPr>
+              <m:t>−</m:t>
+            </m:r>
+          </m:sup>
+        </m:sSup>
+      </m:oMath>
+      <w:r>
+        <w:rPr>
+          <w:rFonts w:ascii="Times New Roman" w:hAnsi="Times New Roman" w:eastAsia="Times New Roman" w:cs="Times New Roman"/>
+        </w:rPr>
+        <w:t xml:space="preserve"> </w:t>
+      </w:r>
+      <w:r>
+        <w:rPr>
+          <w:rFonts w:hint="eastAsia" w:ascii="Times New Roman" w:hAnsi="Times New Roman" w:eastAsia="Times New Roman" w:cs="Times New Roman"/>
+        </w:rPr>
+        <w:t xml:space="preserve">，</w:t>
+      </w:r>
+      <m:oMath>
+        <m:sSup>
+          <m:e>
+            <m:r>
+              <m:t>F</m:t>
+            </m:r>
+          </m:e>
+          <m:sup>
+            <m:r>
+              <m:rPr>
+                <m:sty m:val="p"/>
+              </m:rPr>
+              <m:t>−</m:t>
+            </m:r>
+          </m:sup>
+        </m:sSup>
+      </m:oMath>
       <w:r>
         <w:rPr>
           <w:rFonts w:ascii="Times New Roman" w:hAnsi="Times New Roman" w:eastAsia="Times New Roman" w:cs="Times New Roman"/>
@@ -16788,15 +16930,28 @@
         <w:rPr>
           <w:rFonts w:ascii="Times New Roman" w:hAnsi="Times New Roman" w:eastAsia="Times New Roman" w:cs="Times New Roman"/>
         </w:rPr>
-        <w:t xml:space="preserve"> SbF</w:t>
-      </w:r>
-      <w:r>
-        <w:rPr>
-          <w:rFonts w:ascii="Times New Roman" w:hAnsi="Times New Roman" w:eastAsia="Times New Roman" w:cs="Times New Roman"/>
-          <w:vertAlign w:val="subscript"/>
-        </w:rPr>
-        <w:t>5</w:t>
-      </w:r>
+        <w:t xml:space="preserve"> </w:t>
+      </w:r>
+      <m:oMath>
+        <m:r>
+          <m:t>S</m:t>
+        </m:r>
+        <m:r>
+          <m:t>b</m:t>
+        </m:r>
+        <m:sSub>
+          <m:e>
+            <m:r>
+              <m:t>F</m:t>
+            </m:r>
+          </m:e>
+          <m:sub>
+            <m:r>
+              <m:t>5</m:t>
+            </m:r>
+          </m:sub>
+        </m:sSub>
+      </m:oMath>
       <w:r>
         <w:rPr>
           <w:rFonts w:ascii="Times New Roman" w:hAnsi="Times New Roman" w:eastAsia="Times New Roman" w:cs="Times New Roman"/>
@@ -17043,15 +17198,28 @@
         <w:rPr>
           <w:rFonts w:ascii="Times New Roman" w:hAnsi="Times New Roman" w:eastAsia="Times New Roman" w:cs="Times New Roman"/>
         </w:rPr>
-        <w:t xml:space="preserve"> CaF</w:t>
-      </w:r>
-      <w:r>
-        <w:rPr>
-          <w:rFonts w:ascii="Times New Roman" w:hAnsi="Times New Roman" w:eastAsia="Times New Roman" w:cs="Times New Roman"/>
-          <w:vertAlign w:val="subscript"/>
-        </w:rPr>
-        <w:t>2</w:t>
-      </w:r>
+        <w:t xml:space="preserve"> </w:t>
+      </w:r>
+      <m:oMath>
+        <m:r>
+          <m:t>C</m:t>
+        </m:r>
+        <m:r>
+          <m:t>a</m:t>
+        </m:r>
+        <m:sSub>
+          <m:e>
+            <m:r>
+              <m:t>F</m:t>
+            </m:r>
+          </m:e>
+          <m:sub>
+            <m:r>
+              <m:t>2</m:t>
+            </m:r>
+          </m:sub>
+        </m:sSub>
+      </m:oMath>
       <w:r>
         <w:rPr>
           <w:rFonts w:ascii="Times New Roman" w:hAnsi="Times New Roman" w:eastAsia="Times New Roman" w:cs="Times New Roman"/>
@@ -20745,15 +20913,22 @@
         <w:rPr>
           <w:rFonts w:ascii="Times New Roman" w:hAnsi="Times New Roman" w:eastAsia="Times New Roman" w:cs="Times New Roman"/>
         </w:rPr>
-        <w:t xml:space="preserve"> I</w:t>
-      </w:r>
-      <w:r>
-        <w:rPr>
-          <w:rFonts w:ascii="Times New Roman" w:hAnsi="Times New Roman" w:eastAsia="Times New Roman" w:cs="Times New Roman"/>
-          <w:vertAlign w:val="subscript"/>
-        </w:rPr>
-        <w:t>2</w:t>
-      </w:r>
+        <w:t xml:space="preserve"> </w:t>
+      </w:r>
+      <m:oMath>
+        <m:sSub>
+          <m:e>
+            <m:r>
+              <m:t>I</m:t>
+            </m:r>
+          </m:e>
+          <m:sub>
+            <m:r>
+              <m:t>2</m:t>
+            </m:r>
+          </m:sub>
+        </m:sSub>
+      </m:oMath>
       <w:r>
         <w:rPr>
           <w:rFonts w:ascii="Times New Roman" w:hAnsi="Times New Roman" w:eastAsia="Times New Roman" w:cs="Times New Roman"/>
@@ -23242,15 +23417,31 @@
         <w:rPr>
           <w:rFonts w:ascii="Times New Roman" w:hAnsi="Times New Roman" w:eastAsia="Times New Roman" w:cs="Times New Roman"/>
         </w:rPr>
-        <w:t xml:space="preserve">　b. Cl</w:t>
-      </w:r>
-      <w:r>
-        <w:rPr>
-          <w:rFonts w:ascii="Times New Roman" w:hAnsi="Times New Roman" w:eastAsia="Times New Roman" w:cs="Times New Roman"/>
-          <w:vertAlign w:val="subscript"/>
-        </w:rPr>
-        <w:t>2</w:t>
-      </w:r>
+        <w:t xml:space="preserve">　b.</w:t>
+      </w:r>
+      <w:r>
+        <w:rPr>
+          <w:rFonts w:ascii="Times New Roman" w:hAnsi="Times New Roman" w:eastAsia="Times New Roman" w:cs="Times New Roman"/>
+        </w:rPr>
+        <w:t xml:space="preserve"> </w:t>
+      </w:r>
+      <m:oMath>
+        <m:r>
+          <m:t>C</m:t>
+        </m:r>
+        <m:sSub>
+          <m:e>
+            <m:r>
+              <m:t>l</m:t>
+            </m:r>
+          </m:e>
+          <m:sub>
+            <m:r>
+              <m:t>2</m:t>
+            </m:r>
+          </m:sub>
+        </m:sSub>
+      </m:oMath>
       <w:r>
         <w:rPr>
           <w:rFonts w:ascii="Times New Roman" w:hAnsi="Times New Roman" w:eastAsia="Times New Roman" w:cs="Times New Roman"/>
@@ -24082,15 +24273,22 @@
         <w:rPr>
           <w:rFonts w:ascii="Times New Roman" w:hAnsi="Times New Roman" w:eastAsia="Times New Roman" w:cs="Times New Roman"/>
         </w:rPr>
-        <w:t xml:space="preserve"> F</w:t>
-      </w:r>
-      <w:r>
-        <w:rPr>
-          <w:rFonts w:ascii="Times New Roman" w:hAnsi="Times New Roman" w:eastAsia="Times New Roman" w:cs="Times New Roman"/>
-          <w:vertAlign w:val="subscript"/>
-        </w:rPr>
-        <w:t>2</w:t>
-      </w:r>
+        <w:t xml:space="preserve"> </w:t>
+      </w:r>
+      <m:oMath>
+        <m:sSub>
+          <m:e>
+            <m:r>
+              <m:t>F</m:t>
+            </m:r>
+          </m:e>
+          <m:sub>
+            <m:r>
+              <m:t>2</m:t>
+            </m:r>
+          </m:sub>
+        </m:sSub>
+      </m:oMath>
       <w:r>
         <w:rPr>
           <w:rFonts w:ascii="Times New Roman" w:hAnsi="Times New Roman" w:eastAsia="Times New Roman" w:cs="Times New Roman"/>
@@ -24125,15 +24323,22 @@
         <w:rPr>
           <w:rFonts w:ascii="Times New Roman" w:hAnsi="Times New Roman" w:eastAsia="Times New Roman" w:cs="Times New Roman"/>
         </w:rPr>
-        <w:t xml:space="preserve"> F</w:t>
-      </w:r>
-      <w:r>
-        <w:rPr>
-          <w:rFonts w:ascii="Times New Roman" w:hAnsi="Times New Roman" w:eastAsia="Times New Roman" w:cs="Times New Roman"/>
-          <w:vertAlign w:val="subscript"/>
-        </w:rPr>
-        <w:t>2</w:t>
-      </w:r>
+        <w:t xml:space="preserve"> </w:t>
+      </w:r>
+      <m:oMath>
+        <m:sSub>
+          <m:e>
+            <m:r>
+              <m:t>F</m:t>
+            </m:r>
+          </m:e>
+          <m:sub>
+            <m:r>
+              <m:t>2</m:t>
+            </m:r>
+          </m:sub>
+        </m:sSub>
+      </m:oMath>
       <w:r>
         <w:rPr>
           <w:rFonts w:ascii="Times New Roman" w:hAnsi="Times New Roman" w:eastAsia="Times New Roman" w:cs="Times New Roman"/>
@@ -24180,15 +24385,22 @@
         <w:rPr>
           <w:rFonts w:ascii="Times New Roman" w:hAnsi="Times New Roman" w:eastAsia="Times New Roman" w:cs="Times New Roman"/>
         </w:rPr>
-        <w:t xml:space="preserve"> F</w:t>
-      </w:r>
-      <w:r>
-        <w:rPr>
-          <w:rFonts w:ascii="Times New Roman" w:hAnsi="Times New Roman" w:eastAsia="Times New Roman" w:cs="Times New Roman"/>
-          <w:vertAlign w:val="subscript"/>
-        </w:rPr>
-        <w:t>2</w:t>
-      </w:r>
+        <w:t xml:space="preserve"> </w:t>
+      </w:r>
+      <m:oMath>
+        <m:sSub>
+          <m:e>
+            <m:r>
+              <m:t>F</m:t>
+            </m:r>
+          </m:e>
+          <m:sub>
+            <m:r>
+              <m:t>2</m:t>
+            </m:r>
+          </m:sub>
+        </m:sSub>
+      </m:oMath>
       <w:r>
         <w:rPr>
           <w:rFonts w:ascii="Times New Roman" w:hAnsi="Times New Roman" w:eastAsia="Times New Roman" w:cs="Times New Roman"/>
@@ -24265,15 +24477,25 @@
         <w:rPr>
           <w:rFonts w:ascii="Times New Roman" w:hAnsi="Times New Roman" w:eastAsia="Times New Roman" w:cs="Times New Roman"/>
         </w:rPr>
-        <w:t xml:space="preserve"> BF</w:t>
-      </w:r>
-      <w:r>
-        <w:rPr>
-          <w:rFonts w:ascii="Times New Roman" w:hAnsi="Times New Roman" w:eastAsia="Times New Roman" w:cs="Times New Roman"/>
-          <w:vertAlign w:val="subscript"/>
-        </w:rPr>
-        <w:t>3</w:t>
-      </w:r>
+        <w:t xml:space="preserve"> </w:t>
+      </w:r>
+      <m:oMath>
+        <m:r>
+          <m:t>B</m:t>
+        </m:r>
+        <m:sSub>
+          <m:e>
+            <m:r>
+              <m:t>F</m:t>
+            </m:r>
+          </m:e>
+          <m:sub>
+            <m:r>
+              <m:t>3</m:t>
+            </m:r>
+          </m:sub>
+        </m:sSub>
+      </m:oMath>
       <w:r>
         <w:rPr>
           <w:rFonts w:ascii="Times New Roman" w:hAnsi="Times New Roman" w:eastAsia="Times New Roman" w:cs="Times New Roman"/>
@@ -27891,7 +28113,7 @@
     <ns0:name ns0:val="Verbatim Char"/>
     <ns0:basedOn ns0:val="BodyTextChar"/>
     <ns0:rPr>
-      <ns0:rFonts ns0:ascii="Times New Roman" ns0:cs="Times New Roman" ns0:eastAsia="FangSong" ns0:hAnsi="Times New Roman"/>
+      <ns0:rFonts ns0:ascii="SimSun" ns0:cs="SimSun" ns0:eastAsia="SimSun" ns0:hAnsi="SimSun"/>
       <ns0:b ns0:val="0"/>
       <ns0:sz ns0:val="20"/>
     </ns0:rPr>
@@ -27945,7 +28167,7 @@
       <w:wordWrap w:val="off"/>
     </w:pPr>
     <ns0:rPr>
-      <w:rFonts ns0:ascii="Times New Roman" ns0:hAnsi="Times New Roman" ns0:eastAsia="FangSong" ns0:cs="Times New Roman"/>
+      <w:rFonts ns0:ascii="SimSun" ns0:hAnsi="SimSun" ns0:eastAsia="SimSun" ns0:cs="SimSun"/>
     </ns0:rPr>
   </w:style>
   <w:style w:type="character" w:customStyle="1" w:styleId="KeywordTok">

--- a/00-首页/题组Word/专项卷/一分册/专项卷IX-教师版.docx
+++ b/00-首页/题组Word/专项卷/一分册/专项卷IX-教师版.docx
@@ -7530,7 +7530,7 @@
         </w:rPr>
         <w:drawing>
           <wp:inline>
-            <wp:extent cx="3240000" cy="2742260"/>
+            <wp:extent cx="3240000" cy="2629565"/>
             <wp:effectExtent b="0" l="0" r="0" t="0"/>
             <wp:docPr descr="" title="" id="36" name="Picture"/>
             <a:graphic>
@@ -7551,7 +7551,7 @@
                   <pic:spPr bwMode="auto">
                     <a:xfrm>
                       <a:off x="0" y="0"/>
-                      <a:ext cx="3240000" cy="2742260"/>
+                      <a:ext cx="3240000" cy="2629565"/>
                     </a:xfrm>
                     <a:prstGeom prst="rect">
                       <a:avLst/>
@@ -9203,7 +9203,7 @@
         </w:rPr>
         <w:drawing>
           <wp:inline>
-            <wp:extent cx="3240000" cy="3014091"/>
+            <wp:extent cx="3240000" cy="3013676"/>
             <wp:effectExtent b="0" l="0" r="0" t="0"/>
             <wp:docPr descr="" title="" id="45" name="Picture"/>
             <a:graphic>
@@ -9224,7 +9224,7 @@
                   <pic:spPr bwMode="auto">
                     <a:xfrm>
                       <a:off x="0" y="0"/>
-                      <a:ext cx="3240000" cy="3014091"/>
+                      <a:ext cx="3240000" cy="3013676"/>
                     </a:xfrm>
                     <a:prstGeom prst="rect">
                       <a:avLst/>
@@ -9711,7 +9711,7 @@
         </w:rPr>
         <w:drawing>
           <wp:inline>
-            <wp:extent cx="2476500" cy="3644900"/>
+            <wp:extent cx="2476500" cy="3623511"/>
             <wp:effectExtent b="0" l="0" r="0" t="0"/>
             <wp:docPr descr="" title="" id="48" name="Picture"/>
             <a:graphic>
@@ -9732,7 +9732,7 @@
                   <pic:spPr bwMode="auto">
                     <a:xfrm>
                       <a:off x="0" y="0"/>
-                      <a:ext cx="2476500" cy="3644900"/>
+                      <a:ext cx="2476500" cy="3623511"/>
                     </a:xfrm>
                     <a:prstGeom prst="rect">
                       <a:avLst/>
@@ -12189,7 +12189,7 @@
         </w:rPr>
         <w:drawing>
           <wp:inline>
-            <wp:extent cx="3600000" cy="1412925"/>
+            <wp:extent cx="3599998" cy="1412925"/>
             <wp:effectExtent b="0" l="0" r="0" t="0"/>
             <wp:docPr descr="" title="" id="57" name="Picture"/>
             <a:graphic>
@@ -12210,7 +12210,7 @@
                   <pic:spPr bwMode="auto">
                     <a:xfrm>
                       <a:off x="0" y="0"/>
-                      <a:ext cx="3600000" cy="1412925"/>
+                      <a:ext cx="3599998" cy="1412925"/>
                     </a:xfrm>
                     <a:prstGeom prst="rect">
                       <a:avLst/>
@@ -19848,7 +19848,7 @@
         </w:rPr>
         <w:drawing>
           <wp:inline>
-            <wp:extent cx="3600000" cy="1013692"/>
+            <wp:extent cx="3599995" cy="1013692"/>
             <wp:effectExtent b="0" l="0" r="0" t="0"/>
             <wp:docPr descr="" title="" id="83" name="Picture"/>
             <a:graphic>
@@ -19869,7 +19869,7 @@
                   <pic:spPr bwMode="auto">
                     <a:xfrm>
                       <a:off x="0" y="0"/>
-                      <a:ext cx="3600000" cy="1013692"/>
+                      <a:ext cx="3599995" cy="1013692"/>
                     </a:xfrm>
                     <a:prstGeom prst="rect">
                       <a:avLst/>
@@ -22564,7 +22564,7 @@
         </w:rPr>
         <w:drawing>
           <wp:inline>
-            <wp:extent cx="3600000" cy="1824434"/>
+            <wp:extent cx="3599999" cy="1824434"/>
             <wp:effectExtent b="0" l="0" r="0" t="0"/>
             <wp:docPr descr="" title="" id="90" name="Picture"/>
             <a:graphic>
@@ -22585,7 +22585,7 @@
                   <pic:spPr bwMode="auto">
                     <a:xfrm>
                       <a:off x="0" y="0"/>
-                      <a:ext cx="3600000" cy="1824434"/>
+                      <a:ext cx="3599999" cy="1824434"/>
                     </a:xfrm>
                     <a:prstGeom prst="rect">
                       <a:avLst/>
@@ -22936,7 +22936,7 @@
         </w:rPr>
         <w:drawing>
           <wp:inline>
-            <wp:extent cx="3600000" cy="855412"/>
+            <wp:extent cx="3599996" cy="855412"/>
             <wp:effectExtent b="0" l="0" r="0" t="0"/>
             <wp:docPr descr="" title="" id="93" name="Picture"/>
             <a:graphic>
@@ -22957,7 +22957,7 @@
                   <pic:spPr bwMode="auto">
                     <a:xfrm>
                       <a:off x="0" y="0"/>
-                      <a:ext cx="3600000" cy="855412"/>
+                      <a:ext cx="3599996" cy="855412"/>
                     </a:xfrm>
                     <a:prstGeom prst="rect">
                       <a:avLst/>

--- a/00-首页/题组Word/专项卷/一分册/专项卷IX-教师版.docx
+++ b/00-首页/题组Word/专项卷/一分册/专项卷IX-教师版.docx
@@ -10310,7 +10310,7 @@
         <m:sSubSup>
           <m:e>
             <m:r>
-              <m:t>​</m:t>
+              <m:t xml:space="preserve"> </m:t>
             </m:r>
           </m:e>
           <m:sub>
@@ -10367,7 +10367,7 @@
         <m:sSubSup>
           <m:e>
             <m:r>
-              <m:t>​</m:t>
+              <m:t xml:space="preserve"> </m:t>
             </m:r>
           </m:e>
           <m:sub>
@@ -10639,7 +10639,7 @@
               <m:rPr>
                 <m:sty m:val="p"/>
               </m:rPr>
-              <m:t>​</m:t>
+              <m:t xml:space="preserve"> </m:t>
             </m:r>
           </m:e>
           <m:sup>
@@ -10676,7 +10676,7 @@
         <m:sSubSup>
           <m:e>
             <m:r>
-              <m:t>​</m:t>
+              <m:t xml:space="preserve"> </m:t>
             </m:r>
           </m:e>
           <m:sub>
@@ -16980,7 +16980,7 @@
         <m:sSup>
           <m:e>
             <m:r>
-              <m:t>​</m:t>
+              <m:t xml:space="preserve"> </m:t>
             </m:r>
           </m:e>
           <m:sup>
@@ -18169,7 +18169,7 @@
         <m:sSup>
           <m:e>
             <m:r>
-              <m:t>​</m:t>
+              <m:t xml:space="preserve"> </m:t>
             </m:r>
           </m:e>
           <m:sup>
@@ -20710,7 +20710,7 @@
         <m:sSup>
           <m:e>
             <m:r>
-              <m:t>​</m:t>
+              <m:t xml:space="preserve"> </m:t>
             </m:r>
           </m:e>
           <m:sup>
@@ -20881,7 +20881,7 @@
         <m:sSup>
           <m:e>
             <m:r>
-              <m:t>​</m:t>
+              <m:t xml:space="preserve"> </m:t>
             </m:r>
           </m:e>
           <m:sup>

--- a/00-首页/题组Word/专项卷/一分册/专项卷IX-教师版.docx
+++ b/00-首页/题组Word/专项卷/一分册/专项卷IX-教师版.docx
@@ -405,6 +405,14 @@
       <w:tblPr>
         <w:tblStyle w:val="Table"/>
         <w:tblW w:type="auto" w:w="0"/>
+        <w:tblBorders>
+          <w:top w:val="single" w:sz="12" w:space="0" w:color="000000"/>
+          <w:left w:val="none" w:sz="0" w:space="0" w:color="auto"/>
+          <w:bottom w:val="single" w:sz="12" w:space="0" w:color="000000"/>
+          <w:right w:val="none" w:sz="0" w:space="0" w:color="auto"/>
+          <w:insideH w:val="none" w:sz="0" w:space="0" w:color="auto"/>
+          <w:insideV w:val="none" w:sz="0" w:space="0" w:color="auto"/>
+        </w:tblBorders>
         <w:tblLook w:firstRow="1" w:lastRow="0" w:firstColumn="0" w:lastColumn="0" w:noHBand="0" w:noVBand="0" w:val="0020"/>
       </w:tblPr>
       <w:tblGrid>
@@ -416,7 +424,11 @@
           <w:tblHeader w:val="on"/>
         </w:trPr>
         <w:tc>
-          <w:tcPr/>
+          <w:tcPr>
+            <w:tcBorders>
+              <w:bottom w:val="single" w:sz="8" w:space="0" w:color="000000"/>
+            </w:tcBorders>
+          </w:tcPr>
           <w:p>
             <w:pPr>
               <w:pStyle w:val="Compact"/>
@@ -432,7 +444,11 @@
           </w:p>
         </w:tc>
         <w:tc>
-          <w:tcPr/>
+          <w:tcPr>
+            <w:tcBorders>
+              <w:bottom w:val="single" w:sz="8" w:space="0" w:color="000000"/>
+            </w:tcBorders>
+          </w:tcPr>
           <w:p>
             <w:pPr>
               <w:pStyle w:val="Compact"/>
@@ -1606,6 +1622,14 @@
       <w:tblPr>
         <w:tblStyle w:val="Table"/>
         <w:tblW w:type="auto" w:w="0"/>
+        <w:tblBorders>
+          <w:top w:val="single" w:sz="12" w:space="0" w:color="000000"/>
+          <w:left w:val="none" w:sz="0" w:space="0" w:color="auto"/>
+          <w:bottom w:val="single" w:sz="12" w:space="0" w:color="000000"/>
+          <w:right w:val="none" w:sz="0" w:space="0" w:color="auto"/>
+          <w:insideH w:val="none" w:sz="0" w:space="0" w:color="auto"/>
+          <w:insideV w:val="none" w:sz="0" w:space="0" w:color="auto"/>
+        </w:tblBorders>
         <w:tblLook w:firstRow="1" w:lastRow="0" w:firstColumn="0" w:lastColumn="0" w:noHBand="0" w:noVBand="0" w:val="0020"/>
       </w:tblPr>
       <w:tblGrid>
@@ -1617,7 +1641,11 @@
           <w:tblHeader w:val="on"/>
         </w:trPr>
         <w:tc>
-          <w:tcPr/>
+          <w:tcPr>
+            <w:tcBorders>
+              <w:bottom w:val="single" w:sz="8" w:space="0" w:color="000000"/>
+            </w:tcBorders>
+          </w:tcPr>
           <w:p>
             <w:pPr>
               <w:pStyle w:val="Compact"/>
@@ -1633,7 +1661,11 @@
           </w:p>
         </w:tc>
         <w:tc>
-          <w:tcPr/>
+          <w:tcPr>
+            <w:tcBorders>
+              <w:bottom w:val="single" w:sz="8" w:space="0" w:color="000000"/>
+            </w:tcBorders>
+          </w:tcPr>
           <w:p>
             <w:pPr>
               <w:pStyle w:val="Compact"/>
@@ -2180,6 +2212,14 @@
       <w:tblPr>
         <w:tblStyle w:val="Table"/>
         <w:tblW w:type="auto" w:w="0"/>
+        <w:tblBorders>
+          <w:top w:val="single" w:sz="12" w:space="0" w:color="000000"/>
+          <w:left w:val="none" w:sz="0" w:space="0" w:color="auto"/>
+          <w:bottom w:val="single" w:sz="12" w:space="0" w:color="000000"/>
+          <w:right w:val="none" w:sz="0" w:space="0" w:color="auto"/>
+          <w:insideH w:val="none" w:sz="0" w:space="0" w:color="auto"/>
+          <w:insideV w:val="none" w:sz="0" w:space="0" w:color="auto"/>
+        </w:tblBorders>
         <w:tblLook w:firstRow="1" w:lastRow="0" w:firstColumn="0" w:lastColumn="0" w:noHBand="0" w:noVBand="0" w:val="0020"/>
       </w:tblPr>
       <w:tblGrid>
@@ -2191,7 +2231,11 @@
           <w:tblHeader w:val="on"/>
         </w:trPr>
         <w:tc>
-          <w:tcPr/>
+          <w:tcPr>
+            <w:tcBorders>
+              <w:bottom w:val="single" w:sz="8" w:space="0" w:color="000000"/>
+            </w:tcBorders>
+          </w:tcPr>
           <w:p>
             <w:pPr>
               <w:pStyle w:val="Compact"/>
@@ -2207,7 +2251,11 @@
           </w:p>
         </w:tc>
         <w:tc>
-          <w:tcPr/>
+          <w:tcPr>
+            <w:tcBorders>
+              <w:bottom w:val="single" w:sz="8" w:space="0" w:color="000000"/>
+            </w:tcBorders>
+          </w:tcPr>
           <w:p>
             <w:pPr>
               <w:pStyle w:val="Compact"/>
@@ -2783,6 +2831,14 @@
       <w:tblPr>
         <w:tblStyle w:val="Table"/>
         <w:tblW w:type="auto" w:w="0"/>
+        <w:tblBorders>
+          <w:top w:val="single" w:sz="12" w:space="0" w:color="000000"/>
+          <w:left w:val="none" w:sz="0" w:space="0" w:color="auto"/>
+          <w:bottom w:val="single" w:sz="12" w:space="0" w:color="000000"/>
+          <w:right w:val="none" w:sz="0" w:space="0" w:color="auto"/>
+          <w:insideH w:val="none" w:sz="0" w:space="0" w:color="auto"/>
+          <w:insideV w:val="none" w:sz="0" w:space="0" w:color="auto"/>
+        </w:tblBorders>
         <w:tblLook w:firstRow="1" w:lastRow="0" w:firstColumn="0" w:lastColumn="0" w:noHBand="0" w:noVBand="0" w:val="0020"/>
       </w:tblPr>
       <w:tblGrid>
@@ -2794,7 +2850,11 @@
           <w:tblHeader w:val="on"/>
         </w:trPr>
         <w:tc>
-          <w:tcPr/>
+          <w:tcPr>
+            <w:tcBorders>
+              <w:bottom w:val="single" w:sz="8" w:space="0" w:color="000000"/>
+            </w:tcBorders>
+          </w:tcPr>
           <w:p>
             <w:pPr>
               <w:pStyle w:val="Compact"/>
@@ -2810,7 +2870,11 @@
           </w:p>
         </w:tc>
         <w:tc>
-          <w:tcPr/>
+          <w:tcPr>
+            <w:tcBorders>
+              <w:bottom w:val="single" w:sz="8" w:space="0" w:color="000000"/>
+            </w:tcBorders>
+          </w:tcPr>
           <w:p>
             <w:pPr>
               <w:pStyle w:val="Compact"/>
@@ -3077,6 +3141,14 @@
       <w:tblPr>
         <w:tblStyle w:val="Table"/>
         <w:tblW w:type="auto" w:w="0"/>
+        <w:tblBorders>
+          <w:top w:val="single" w:sz="12" w:space="0" w:color="000000"/>
+          <w:left w:val="none" w:sz="0" w:space="0" w:color="auto"/>
+          <w:bottom w:val="single" w:sz="12" w:space="0" w:color="000000"/>
+          <w:right w:val="none" w:sz="0" w:space="0" w:color="auto"/>
+          <w:insideH w:val="none" w:sz="0" w:space="0" w:color="auto"/>
+          <w:insideV w:val="none" w:sz="0" w:space="0" w:color="auto"/>
+        </w:tblBorders>
         <w:tblLook w:firstRow="1" w:lastRow="0" w:firstColumn="0" w:lastColumn="0" w:noHBand="0" w:noVBand="0" w:val="0020"/>
       </w:tblPr>
       <w:tblGrid>
@@ -3090,7 +3162,11 @@
           <w:tblHeader w:val="on"/>
         </w:trPr>
         <w:tc>
-          <w:tcPr/>
+          <w:tcPr>
+            <w:tcBorders>
+              <w:bottom w:val="single" w:sz="8" w:space="0" w:color="000000"/>
+            </w:tcBorders>
+          </w:tcPr>
           <w:p>
             <w:pPr>
               <w:pStyle w:val="Compact"/>
@@ -3106,7 +3182,11 @@
           </w:p>
         </w:tc>
         <w:tc>
-          <w:tcPr/>
+          <w:tcPr>
+            <w:tcBorders>
+              <w:bottom w:val="single" w:sz="8" w:space="0" w:color="000000"/>
+            </w:tcBorders>
+          </w:tcPr>
           <w:p>
             <w:pPr>
               <w:pStyle w:val="Compact"/>
@@ -3129,7 +3209,11 @@
           </w:p>
         </w:tc>
         <w:tc>
-          <w:tcPr/>
+          <w:tcPr>
+            <w:tcBorders>
+              <w:bottom w:val="single" w:sz="8" w:space="0" w:color="000000"/>
+            </w:tcBorders>
+          </w:tcPr>
           <w:p>
             <w:pPr>
               <w:pStyle w:val="Compact"/>
@@ -3152,7 +3236,11 @@
           </w:p>
         </w:tc>
         <w:tc>
-          <w:tcPr/>
+          <w:tcPr>
+            <w:tcBorders>
+              <w:bottom w:val="single" w:sz="8" w:space="0" w:color="000000"/>
+            </w:tcBorders>
+          </w:tcPr>
           <w:p>
             <w:pPr>
               <w:pStyle w:val="Compact"/>
@@ -3619,6 +3707,14 @@
       <w:tblPr>
         <w:tblStyle w:val="Table"/>
         <w:tblW w:type="auto" w:w="0"/>
+        <w:tblBorders>
+          <w:top w:val="single" w:sz="12" w:space="0" w:color="000000"/>
+          <w:left w:val="none" w:sz="0" w:space="0" w:color="auto"/>
+          <w:bottom w:val="single" w:sz="12" w:space="0" w:color="000000"/>
+          <w:right w:val="none" w:sz="0" w:space="0" w:color="auto"/>
+          <w:insideH w:val="none" w:sz="0" w:space="0" w:color="auto"/>
+          <w:insideV w:val="none" w:sz="0" w:space="0" w:color="auto"/>
+        </w:tblBorders>
         <w:tblLook w:firstRow="1" w:lastRow="0" w:firstColumn="0" w:lastColumn="0" w:noHBand="0" w:noVBand="0" w:val="0020"/>
       </w:tblPr>
       <w:tblGrid>
@@ -3630,7 +3726,11 @@
           <w:tblHeader w:val="on"/>
         </w:trPr>
         <w:tc>
-          <w:tcPr/>
+          <w:tcPr>
+            <w:tcBorders>
+              <w:bottom w:val="single" w:sz="8" w:space="0" w:color="000000"/>
+            </w:tcBorders>
+          </w:tcPr>
           <w:p>
             <w:pPr>
               <w:pStyle w:val="Compact"/>
@@ -3646,7 +3746,11 @@
           </w:p>
         </w:tc>
         <w:tc>
-          <w:tcPr/>
+          <w:tcPr>
+            <w:tcBorders>
+              <w:bottom w:val="single" w:sz="8" w:space="0" w:color="000000"/>
+            </w:tcBorders>
+          </w:tcPr>
           <w:p>
             <w:pPr>
               <w:pStyle w:val="Compact"/>
@@ -5146,6 +5250,14 @@
       <w:tblPr>
         <w:tblStyle w:val="Table"/>
         <w:tblW w:type="auto" w:w="0"/>
+        <w:tblBorders>
+          <w:top w:val="single" w:sz="12" w:space="0" w:color="000000"/>
+          <w:left w:val="none" w:sz="0" w:space="0" w:color="auto"/>
+          <w:bottom w:val="single" w:sz="12" w:space="0" w:color="000000"/>
+          <w:right w:val="none" w:sz="0" w:space="0" w:color="auto"/>
+          <w:insideH w:val="none" w:sz="0" w:space="0" w:color="auto"/>
+          <w:insideV w:val="none" w:sz="0" w:space="0" w:color="auto"/>
+        </w:tblBorders>
         <w:tblLook w:firstRow="1" w:lastRow="0" w:firstColumn="0" w:lastColumn="0" w:noHBand="0" w:noVBand="0" w:val="0020"/>
       </w:tblPr>
       <w:tblGrid>
@@ -5157,7 +5269,11 @@
           <w:tblHeader w:val="on"/>
         </w:trPr>
         <w:tc>
-          <w:tcPr/>
+          <w:tcPr>
+            <w:tcBorders>
+              <w:bottom w:val="single" w:sz="8" w:space="0" w:color="000000"/>
+            </w:tcBorders>
+          </w:tcPr>
           <w:p>
             <w:pPr>
               <w:pStyle w:val="Compact"/>
@@ -5173,7 +5289,11 @@
           </w:p>
         </w:tc>
         <w:tc>
-          <w:tcPr/>
+          <w:tcPr>
+            <w:tcBorders>
+              <w:bottom w:val="single" w:sz="8" w:space="0" w:color="000000"/>
+            </w:tcBorders>
+          </w:tcPr>
           <w:p>
             <w:pPr>
               <w:pStyle w:val="Compact"/>
@@ -6465,6 +6585,14 @@
       <w:tblPr>
         <w:tblStyle w:val="Table"/>
         <w:tblW w:type="auto" w:w="0"/>
+        <w:tblBorders>
+          <w:top w:val="single" w:sz="12" w:space="0" w:color="000000"/>
+          <w:left w:val="none" w:sz="0" w:space="0" w:color="auto"/>
+          <w:bottom w:val="single" w:sz="12" w:space="0" w:color="000000"/>
+          <w:right w:val="none" w:sz="0" w:space="0" w:color="auto"/>
+          <w:insideH w:val="none" w:sz="0" w:space="0" w:color="auto"/>
+          <w:insideV w:val="none" w:sz="0" w:space="0" w:color="auto"/>
+        </w:tblBorders>
         <w:tblLook w:firstRow="1" w:lastRow="0" w:firstColumn="0" w:lastColumn="0" w:noHBand="0" w:noVBand="0" w:val="0020"/>
       </w:tblPr>
       <w:tblGrid>
@@ -6476,7 +6604,11 @@
           <w:tblHeader w:val="on"/>
         </w:trPr>
         <w:tc>
-          <w:tcPr/>
+          <w:tcPr>
+            <w:tcBorders>
+              <w:bottom w:val="single" w:sz="8" w:space="0" w:color="000000"/>
+            </w:tcBorders>
+          </w:tcPr>
           <w:p>
             <w:pPr>
               <w:pStyle w:val="Compact"/>
@@ -6492,7 +6624,11 @@
           </w:p>
         </w:tc>
         <w:tc>
-          <w:tcPr/>
+          <w:tcPr>
+            <w:tcBorders>
+              <w:bottom w:val="single" w:sz="8" w:space="0" w:color="000000"/>
+            </w:tcBorders>
+          </w:tcPr>
           <w:p>
             <w:pPr>
               <w:pStyle w:val="Compact"/>
@@ -7007,6 +7143,14 @@
       <w:tblPr>
         <w:tblStyle w:val="Table"/>
         <w:tblW w:type="auto" w:w="0"/>
+        <w:tblBorders>
+          <w:top w:val="single" w:sz="12" w:space="0" w:color="000000"/>
+          <w:left w:val="none" w:sz="0" w:space="0" w:color="auto"/>
+          <w:bottom w:val="single" w:sz="12" w:space="0" w:color="000000"/>
+          <w:right w:val="none" w:sz="0" w:space="0" w:color="auto"/>
+          <w:insideH w:val="none" w:sz="0" w:space="0" w:color="auto"/>
+          <w:insideV w:val="none" w:sz="0" w:space="0" w:color="auto"/>
+        </w:tblBorders>
         <w:tblLook w:firstRow="1" w:lastRow="0" w:firstColumn="0" w:lastColumn="0" w:noHBand="0" w:noVBand="0" w:val="0020"/>
       </w:tblPr>
       <w:tblGrid>
@@ -7018,7 +7162,11 @@
           <w:tblHeader w:val="on"/>
         </w:trPr>
         <w:tc>
-          <w:tcPr/>
+          <w:tcPr>
+            <w:tcBorders>
+              <w:bottom w:val="single" w:sz="8" w:space="0" w:color="000000"/>
+            </w:tcBorders>
+          </w:tcPr>
           <w:p>
             <w:pPr>
               <w:pStyle w:val="Compact"/>
@@ -7034,7 +7182,11 @@
           </w:p>
         </w:tc>
         <w:tc>
-          <w:tcPr/>
+          <w:tcPr>
+            <w:tcBorders>
+              <w:bottom w:val="single" w:sz="8" w:space="0" w:color="000000"/>
+            </w:tcBorders>
+          </w:tcPr>
           <w:p>
             <w:pPr>
               <w:pStyle w:val="Compact"/>
@@ -7615,6 +7767,14 @@
       <w:tblPr>
         <w:tblStyle w:val="Table"/>
         <w:tblW w:type="auto" w:w="0"/>
+        <w:tblBorders>
+          <w:top w:val="single" w:sz="12" w:space="0" w:color="000000"/>
+          <w:left w:val="none" w:sz="0" w:space="0" w:color="auto"/>
+          <w:bottom w:val="single" w:sz="12" w:space="0" w:color="000000"/>
+          <w:right w:val="none" w:sz="0" w:space="0" w:color="auto"/>
+          <w:insideH w:val="none" w:sz="0" w:space="0" w:color="auto"/>
+          <w:insideV w:val="none" w:sz="0" w:space="0" w:color="auto"/>
+        </w:tblBorders>
         <w:tblLook w:firstRow="1" w:lastRow="0" w:firstColumn="0" w:lastColumn="0" w:noHBand="0" w:noVBand="0" w:val="0020"/>
       </w:tblPr>
       <w:tblGrid>
@@ -7626,7 +7786,11 @@
           <w:tblHeader w:val="on"/>
         </w:trPr>
         <w:tc>
-          <w:tcPr/>
+          <w:tcPr>
+            <w:tcBorders>
+              <w:bottom w:val="single" w:sz="8" w:space="0" w:color="000000"/>
+            </w:tcBorders>
+          </w:tcPr>
           <w:p>
             <w:pPr>
               <w:pStyle w:val="Compact"/>
@@ -7642,7 +7806,11 @@
           </w:p>
         </w:tc>
         <w:tc>
-          <w:tcPr/>
+          <w:tcPr>
+            <w:tcBorders>
+              <w:bottom w:val="single" w:sz="8" w:space="0" w:color="000000"/>
+            </w:tcBorders>
+          </w:tcPr>
           <w:p>
             <w:pPr>
               <w:pStyle w:val="Compact"/>
@@ -8956,6 +9124,14 @@
       <w:tblPr>
         <w:tblStyle w:val="Table"/>
         <w:tblW w:type="auto" w:w="0"/>
+        <w:tblBorders>
+          <w:top w:val="single" w:sz="12" w:space="0" w:color="000000"/>
+          <w:left w:val="none" w:sz="0" w:space="0" w:color="auto"/>
+          <w:bottom w:val="single" w:sz="12" w:space="0" w:color="000000"/>
+          <w:right w:val="none" w:sz="0" w:space="0" w:color="auto"/>
+          <w:insideH w:val="none" w:sz="0" w:space="0" w:color="auto"/>
+          <w:insideV w:val="none" w:sz="0" w:space="0" w:color="auto"/>
+        </w:tblBorders>
         <w:tblLook w:firstRow="1" w:lastRow="0" w:firstColumn="0" w:lastColumn="0" w:noHBand="0" w:noVBand="0" w:val="0020"/>
       </w:tblPr>
       <w:tblGrid>
@@ -8967,7 +9143,11 @@
           <w:tblHeader w:val="on"/>
         </w:trPr>
         <w:tc>
-          <w:tcPr/>
+          <w:tcPr>
+            <w:tcBorders>
+              <w:bottom w:val="single" w:sz="8" w:space="0" w:color="000000"/>
+            </w:tcBorders>
+          </w:tcPr>
           <w:p>
             <w:pPr>
               <w:pStyle w:val="Compact"/>
@@ -8983,7 +9163,11 @@
           </w:p>
         </w:tc>
         <w:tc>
-          <w:tcPr/>
+          <w:tcPr>
+            <w:tcBorders>
+              <w:bottom w:val="single" w:sz="8" w:space="0" w:color="000000"/>
+            </w:tcBorders>
+          </w:tcPr>
           <w:p>
             <w:pPr>
               <w:pStyle w:val="Compact"/>
@@ -9796,6 +9980,14 @@
       <w:tblPr>
         <w:tblStyle w:val="Table"/>
         <w:tblW w:type="auto" w:w="0"/>
+        <w:tblBorders>
+          <w:top w:val="single" w:sz="12" w:space="0" w:color="000000"/>
+          <w:left w:val="none" w:sz="0" w:space="0" w:color="auto"/>
+          <w:bottom w:val="single" w:sz="12" w:space="0" w:color="000000"/>
+          <w:right w:val="none" w:sz="0" w:space="0" w:color="auto"/>
+          <w:insideH w:val="none" w:sz="0" w:space="0" w:color="auto"/>
+          <w:insideV w:val="none" w:sz="0" w:space="0" w:color="auto"/>
+        </w:tblBorders>
         <w:tblLook w:firstRow="1" w:lastRow="0" w:firstColumn="0" w:lastColumn="0" w:noHBand="0" w:noVBand="0" w:val="0020"/>
       </w:tblPr>
       <w:tblGrid>
@@ -9807,7 +9999,11 @@
           <w:tblHeader w:val="on"/>
         </w:trPr>
         <w:tc>
-          <w:tcPr/>
+          <w:tcPr>
+            <w:tcBorders>
+              <w:bottom w:val="single" w:sz="8" w:space="0" w:color="000000"/>
+            </w:tcBorders>
+          </w:tcPr>
           <w:p>
             <w:pPr>
               <w:pStyle w:val="Compact"/>
@@ -9823,7 +10019,11 @@
           </w:p>
         </w:tc>
         <w:tc>
-          <w:tcPr/>
+          <w:tcPr>
+            <w:tcBorders>
+              <w:bottom w:val="single" w:sz="8" w:space="0" w:color="000000"/>
+            </w:tcBorders>
+          </w:tcPr>
           <w:p>
             <w:pPr>
               <w:pStyle w:val="Compact"/>
@@ -10809,6 +11009,14 @@
       <w:tblPr>
         <w:tblStyle w:val="Table"/>
         <w:tblW w:type="auto" w:w="0"/>
+        <w:tblBorders>
+          <w:top w:val="single" w:sz="12" w:space="0" w:color="000000"/>
+          <w:left w:val="none" w:sz="0" w:space="0" w:color="auto"/>
+          <w:bottom w:val="single" w:sz="12" w:space="0" w:color="000000"/>
+          <w:right w:val="none" w:sz="0" w:space="0" w:color="auto"/>
+          <w:insideH w:val="none" w:sz="0" w:space="0" w:color="auto"/>
+          <w:insideV w:val="none" w:sz="0" w:space="0" w:color="auto"/>
+        </w:tblBorders>
         <w:tblLook w:firstRow="1" w:lastRow="0" w:firstColumn="0" w:lastColumn="0" w:noHBand="0" w:noVBand="0" w:val="0020"/>
       </w:tblPr>
       <w:tblGrid>
@@ -10820,7 +11028,11 @@
           <w:tblHeader w:val="on"/>
         </w:trPr>
         <w:tc>
-          <w:tcPr/>
+          <w:tcPr>
+            <w:tcBorders>
+              <w:bottom w:val="single" w:sz="8" w:space="0" w:color="000000"/>
+            </w:tcBorders>
+          </w:tcPr>
           <w:p>
             <w:pPr>
               <w:pStyle w:val="Compact"/>
@@ -10836,7 +11048,11 @@
           </w:p>
         </w:tc>
         <w:tc>
-          <w:tcPr/>
+          <w:tcPr>
+            <w:tcBorders>
+              <w:bottom w:val="single" w:sz="8" w:space="0" w:color="000000"/>
+            </w:tcBorders>
+          </w:tcPr>
           <w:p>
             <w:pPr>
               <w:pStyle w:val="Compact"/>
@@ -15812,6 +16028,7 @@
     <w:p>
       <w:pPr>
         <w:pStyle w:val="FirstParagraph"/>
+        <w:spacing w:before="0" w:after="0"/>
       </w:pPr>
       <w:r>
         <w:rPr>
@@ -15949,6 +16166,7 @@
     <w:p>
       <w:pPr>
         <w:pStyle w:val="BodyText"/>
+        <w:spacing w:before="0" w:after="0"/>
       </w:pPr>
       <w:r>
         <w:rPr>
@@ -16046,6 +16264,7 @@
     <w:p>
       <w:pPr>
         <w:pStyle w:val="BodyText"/>
+        <w:spacing w:before="0" w:after="0"/>
       </w:pPr>
       <w:r>
         <w:rPr>
@@ -16087,6 +16306,7 @@
     <w:p>
       <w:pPr>
         <w:pStyle w:val="BodyText"/>
+        <w:spacing w:before="0" w:after="0"/>
       </w:pPr>
       <w:r>
         <w:rPr>
@@ -23010,6 +23230,14 @@
       <w:tblPr>
         <w:tblStyle w:val="Table"/>
         <w:tblW w:type="auto" w:w="0"/>
+        <w:tblBorders>
+          <w:top w:val="single" w:sz="12" w:space="0" w:color="000000"/>
+          <w:left w:val="none" w:sz="0" w:space="0" w:color="auto"/>
+          <w:bottom w:val="single" w:sz="12" w:space="0" w:color="000000"/>
+          <w:right w:val="none" w:sz="0" w:space="0" w:color="auto"/>
+          <w:insideH w:val="none" w:sz="0" w:space="0" w:color="auto"/>
+          <w:insideV w:val="none" w:sz="0" w:space="0" w:color="auto"/>
+        </w:tblBorders>
         <w:tblLook w:firstRow="1" w:lastRow="0" w:firstColumn="0" w:lastColumn="0" w:noHBand="0" w:noVBand="0" w:val="0020"/>
       </w:tblPr>
       <w:tblGrid>
@@ -23023,7 +23251,11 @@
           <w:tblHeader w:val="on"/>
         </w:trPr>
         <w:tc>
-          <w:tcPr/>
+          <w:tcPr>
+            <w:tcBorders>
+              <w:bottom w:val="single" w:sz="8" w:space="0" w:color="000000"/>
+            </w:tcBorders>
+          </w:tcPr>
           <w:p>
             <w:pPr>
               <w:pStyle w:val="Compact"/>
@@ -23039,7 +23271,11 @@
           </w:p>
         </w:tc>
         <w:tc>
-          <w:tcPr/>
+          <w:tcPr>
+            <w:tcBorders>
+              <w:bottom w:val="single" w:sz="8" w:space="0" w:color="000000"/>
+            </w:tcBorders>
+          </w:tcPr>
           <w:p>
             <w:pPr>
               <w:pStyle w:val="Compact"/>
@@ -23090,7 +23326,11 @@
           </w:p>
         </w:tc>
         <w:tc>
-          <w:tcPr/>
+          <w:tcPr>
+            <w:tcBorders>
+              <w:bottom w:val="single" w:sz="8" w:space="0" w:color="000000"/>
+            </w:tcBorders>
+          </w:tcPr>
           <w:p>
             <w:pPr>
               <w:pStyle w:val="Compact"/>
@@ -23141,7 +23381,11 @@
           </w:p>
         </w:tc>
         <w:tc>
-          <w:tcPr/>
+          <w:tcPr>
+            <w:tcBorders>
+              <w:bottom w:val="single" w:sz="8" w:space="0" w:color="000000"/>
+            </w:tcBorders>
+          </w:tcPr>
           <w:p>
             <w:pPr>
               <w:pStyle w:val="Compact"/>
@@ -27510,7 +27754,7 @@
     <ns0:rPr>
       <ns0:rFonts ns0:ascii="Times New Roman" ns0:cs="Times New Roman" ns0:eastAsia="SimHei" ns0:hAnsi="Times New Roman"/>
       <ns0:b/>
-      <ns0:color ns0:val="17324D"/>
+      <ns0:color ns0:val="000000"/>
       <ns0:sz ns0:val="44"/>
       <ns0:szCs ns0:val="56"/>
     </ns0:rPr>
@@ -27652,7 +27896,7 @@
     <ns0:rPr>
       <ns0:rFonts ns0:ascii="Times New Roman" ns0:cs="Times New Roman" ns0:eastAsia="SimHei" ns0:hAnsi="Times New Roman"/>
       <ns0:b/>
-      <ns0:color ns0:val="17324D"/>
+      <ns0:color ns0:val="000000"/>
       <ns0:sz ns0:val="32"/>
       <ns0:szCs ns0:val="40"/>
     </ns0:rPr>
@@ -27676,7 +27920,7 @@
     <ns0:rPr>
       <ns0:rFonts ns0:ascii="Times New Roman" ns0:cs="Times New Roman" ns0:eastAsia="SimHei" ns0:hAnsi="Times New Roman"/>
       <ns0:b/>
-      <ns0:color ns0:val="17324D"/>
+      <ns0:color ns0:val="000000"/>
       <ns0:sz ns0:val="28"/>
       <ns0:szCs ns0:val="32"/>
     </ns0:rPr>
@@ -27700,7 +27944,7 @@
     <ns0:rPr>
       <ns0:rFonts ns0:ascii="Times New Roman" ns0:cs="Times New Roman" ns0:eastAsia="SimHei" ns0:hAnsi="Times New Roman"/>
       <ns0:b/>
-      <ns0:color ns0:val="17324D"/>
+      <ns0:color ns0:val="000000"/>
       <ns0:sz ns0:val="25"/>
       <ns0:szCs ns0:val="28"/>
     </ns0:rPr>
